--- a/tarefas/ferramentas/Essa é exatamente o tipo de funcionalidade que eu esperaria encontrar nas reclamações dos concorrentes.docx
+++ b/tarefas/ferramentas/Essa é exatamente o tipo de funcionalidade que eu esperaria encontrar nas reclamações dos concorrentes.docx
@@ -148,7 +148,7 @@
     <w:p>
       <w:r>
         <w:pict w14:anchorId="5A12EDE5">
-          <v:rect id="_x0000_i1067" style="width:0;height:1.5pt" o:hralign="center" o:hrstd="t" o:hr="t" fillcolor="#a0a0a0" stroked="f"/>
+          <v:rect id="_x0000_i1025" style="width:0;height:1.5pt" o:hralign="center" o:hrstd="t" o:hr="t" fillcolor="#a0a0a0" stroked="f"/>
         </w:pict>
       </w:r>
     </w:p>
@@ -219,7 +219,7 @@
     <w:p>
       <w:r>
         <w:pict w14:anchorId="233D5F4E">
-          <v:rect id="_x0000_i1068" style="width:0;height:1.5pt" o:hralign="center" o:hrstd="t" o:hr="t" fillcolor="#a0a0a0" stroked="f"/>
+          <v:rect id="_x0000_i1026" style="width:0;height:1.5pt" o:hralign="center" o:hrstd="t" o:hr="t" fillcolor="#a0a0a0" stroked="f"/>
         </w:pict>
       </w:r>
     </w:p>
@@ -315,7 +315,7 @@
     <w:p>
       <w:r>
         <w:pict w14:anchorId="047E0982">
-          <v:rect id="_x0000_i1069" style="width:0;height:1.5pt" o:hralign="center" o:hrstd="t" o:hr="t" fillcolor="#a0a0a0" stroked="f"/>
+          <v:rect id="_x0000_i1027" style="width:0;height:1.5pt" o:hralign="center" o:hrstd="t" o:hr="t" fillcolor="#a0a0a0" stroked="f"/>
         </w:pict>
       </w:r>
     </w:p>
@@ -391,7 +391,7 @@
     <w:p>
       <w:r>
         <w:pict w14:anchorId="723F6F5B">
-          <v:rect id="_x0000_i1070" style="width:0;height:1.5pt" o:hralign="center" o:hrstd="t" o:hr="t" fillcolor="#a0a0a0" stroked="f"/>
+          <v:rect id="_x0000_i1028" style="width:0;height:1.5pt" o:hralign="center" o:hrstd="t" o:hr="t" fillcolor="#a0a0a0" stroked="f"/>
         </w:pict>
       </w:r>
     </w:p>
@@ -418,7 +418,7 @@
     <w:p>
       <w:r>
         <w:pict w14:anchorId="069FD991">
-          <v:rect id="_x0000_i1071" style="width:0;height:1.5pt" o:hralign="center" o:hrstd="t" o:hr="t" fillcolor="#a0a0a0" stroked="f"/>
+          <v:rect id="_x0000_i1029" style="width:0;height:1.5pt" o:hralign="center" o:hrstd="t" o:hr="t" fillcolor="#a0a0a0" stroked="f"/>
         </w:pict>
       </w:r>
     </w:p>
@@ -490,7 +490,7 @@
     <w:p>
       <w:r>
         <w:pict w14:anchorId="3D6A4B8B">
-          <v:rect id="_x0000_i1072" style="width:0;height:1.5pt" o:hralign="center" o:hrstd="t" o:hr="t" fillcolor="#a0a0a0" stroked="f"/>
+          <v:rect id="_x0000_i1030" style="width:0;height:1.5pt" o:hralign="center" o:hrstd="t" o:hr="t" fillcolor="#a0a0a0" stroked="f"/>
         </w:pict>
       </w:r>
     </w:p>
@@ -563,7 +563,7 @@
     <w:p>
       <w:r>
         <w:pict w14:anchorId="31E0F25B">
-          <v:rect id="_x0000_i1073" style="width:0;height:1.5pt" o:hralign="center" o:hrstd="t" o:hr="t" fillcolor="#a0a0a0" stroked="f"/>
+          <v:rect id="_x0000_i1031" style="width:0;height:1.5pt" o:hralign="center" o:hrstd="t" o:hr="t" fillcolor="#a0a0a0" stroked="f"/>
         </w:pict>
       </w:r>
     </w:p>
@@ -763,7 +763,7 @@
     <w:p>
       <w:r>
         <w:pict w14:anchorId="5AB9A0D2">
-          <v:rect id="_x0000_i1105" style="width:0;height:1.5pt" o:hralign="center" o:hrstd="t" o:hr="t" fillcolor="#a0a0a0" stroked="f"/>
+          <v:rect id="_x0000_i1032" style="width:0;height:1.5pt" o:hralign="center" o:hrstd="t" o:hr="t" fillcolor="#a0a0a0" stroked="f"/>
         </w:pict>
       </w:r>
     </w:p>
@@ -795,7 +795,7 @@
     <w:p>
       <w:r>
         <w:pict w14:anchorId="1E5B6CBC">
-          <v:rect id="_x0000_i1106" style="width:0;height:1.5pt" o:hralign="center" o:hrstd="t" o:hr="t" fillcolor="#a0a0a0" stroked="f"/>
+          <v:rect id="_x0000_i1033" style="width:0;height:1.5pt" o:hralign="center" o:hrstd="t" o:hr="t" fillcolor="#a0a0a0" stroked="f"/>
         </w:pict>
       </w:r>
     </w:p>
@@ -828,7 +828,7 @@
     <w:p>
       <w:r>
         <w:pict w14:anchorId="346736F9">
-          <v:rect id="_x0000_i1107" style="width:0;height:1.5pt" o:hralign="center" o:hrstd="t" o:hr="t" fillcolor="#a0a0a0" stroked="f"/>
+          <v:rect id="_x0000_i1034" style="width:0;height:1.5pt" o:hralign="center" o:hrstd="t" o:hr="t" fillcolor="#a0a0a0" stroked="f"/>
         </w:pict>
       </w:r>
     </w:p>
@@ -860,7 +860,7 @@
     <w:p>
       <w:r>
         <w:pict w14:anchorId="76B4BDA7">
-          <v:rect id="_x0000_i1108" style="width:0;height:1.5pt" o:hralign="center" o:hrstd="t" o:hr="t" fillcolor="#a0a0a0" stroked="f"/>
+          <v:rect id="_x0000_i1035" style="width:0;height:1.5pt" o:hralign="center" o:hrstd="t" o:hr="t" fillcolor="#a0a0a0" stroked="f"/>
         </w:pict>
       </w:r>
     </w:p>
@@ -1162,7 +1162,7 @@
     <w:p>
       <w:r>
         <w:pict w14:anchorId="13188030">
-          <v:rect id="_x0000_i1167" style="width:0;height:1.5pt" o:hralign="center" o:hrstd="t" o:hr="t" fillcolor="#a0a0a0" stroked="f"/>
+          <v:rect id="_x0000_i1036" style="width:0;height:1.5pt" o:hralign="center" o:hrstd="t" o:hr="t" fillcolor="#a0a0a0" stroked="f"/>
         </w:pict>
       </w:r>
     </w:p>
@@ -1230,7 +1230,7 @@
     <w:p>
       <w:r>
         <w:pict w14:anchorId="2DFA5B66">
-          <v:rect id="_x0000_i1168" style="width:0;height:1.5pt" o:hralign="center" o:hrstd="t" o:hr="t" fillcolor="#a0a0a0" stroked="f"/>
+          <v:rect id="_x0000_i1037" style="width:0;height:1.5pt" o:hralign="center" o:hrstd="t" o:hr="t" fillcolor="#a0a0a0" stroked="f"/>
         </w:pict>
       </w:r>
     </w:p>
@@ -1352,7 +1352,7 @@
     <w:p>
       <w:r>
         <w:pict w14:anchorId="7891271A">
-          <v:rect id="_x0000_i1169" style="width:0;height:1.5pt" o:hralign="center" o:hrstd="t" o:hr="t" fillcolor="#a0a0a0" stroked="f"/>
+          <v:rect id="_x0000_i1038" style="width:0;height:1.5pt" o:hralign="center" o:hrstd="t" o:hr="t" fillcolor="#a0a0a0" stroked="f"/>
         </w:pict>
       </w:r>
     </w:p>
@@ -1442,7 +1442,7 @@
     <w:p>
       <w:r>
         <w:pict w14:anchorId="7396027C">
-          <v:rect id="_x0000_i1170" style="width:0;height:1.5pt" o:hralign="center" o:hrstd="t" o:hr="t" fillcolor="#a0a0a0" stroked="f"/>
+          <v:rect id="_x0000_i1039" style="width:0;height:1.5pt" o:hralign="center" o:hrstd="t" o:hr="t" fillcolor="#a0a0a0" stroked="f"/>
         </w:pict>
       </w:r>
     </w:p>
@@ -1484,7 +1484,7 @@
     <w:p>
       <w:r>
         <w:pict w14:anchorId="5CEA3A91">
-          <v:rect id="_x0000_i1171" style="width:0;height:1.5pt" o:hralign="center" o:hrstd="t" o:hr="t" fillcolor="#a0a0a0" stroked="f"/>
+          <v:rect id="_x0000_i1040" style="width:0;height:1.5pt" o:hralign="center" o:hrstd="t" o:hr="t" fillcolor="#a0a0a0" stroked="f"/>
         </w:pict>
       </w:r>
     </w:p>
@@ -1583,7 +1583,7 @@
       <w:r>
         <w:lastRenderedPageBreak/>
         <w:pict w14:anchorId="20D5BFB1">
-          <v:rect id="_x0000_i1172" style="width:0;height:1.5pt" o:hralign="center" o:hrstd="t" o:hr="t" fillcolor="#a0a0a0" stroked="f"/>
+          <v:rect id="_x0000_i1041" style="width:0;height:1.5pt" o:hralign="center" o:hrstd="t" o:hr="t" fillcolor="#a0a0a0" stroked="f"/>
         </w:pict>
       </w:r>
     </w:p>
@@ -1665,7 +1665,7 @@
     <w:p>
       <w:r>
         <w:pict w14:anchorId="4327BC2C">
-          <v:rect id="_x0000_i1173" style="width:0;height:1.5pt" o:hralign="center" o:hrstd="t" o:hr="t" fillcolor="#a0a0a0" stroked="f"/>
+          <v:rect id="_x0000_i1042" style="width:0;height:1.5pt" o:hralign="center" o:hrstd="t" o:hr="t" fillcolor="#a0a0a0" stroked="f"/>
         </w:pict>
       </w:r>
     </w:p>
@@ -1742,7 +1742,7 @@
     <w:p>
       <w:r>
         <w:pict w14:anchorId="666AB9C6">
-          <v:rect id="_x0000_i1174" style="width:0;height:1.5pt" o:hralign="center" o:hrstd="t" o:hr="t" fillcolor="#a0a0a0" stroked="f"/>
+          <v:rect id="_x0000_i1043" style="width:0;height:1.5pt" o:hralign="center" o:hrstd="t" o:hr="t" fillcolor="#a0a0a0" stroked="f"/>
         </w:pict>
       </w:r>
     </w:p>
@@ -1813,7 +1813,7 @@
     <w:p>
       <w:r>
         <w:pict w14:anchorId="2765E04F">
-          <v:rect id="_x0000_i1175" style="width:0;height:1.5pt" o:hralign="center" o:hrstd="t" o:hr="t" fillcolor="#a0a0a0" stroked="f"/>
+          <v:rect id="_x0000_i1044" style="width:0;height:1.5pt" o:hralign="center" o:hrstd="t" o:hr="t" fillcolor="#a0a0a0" stroked="f"/>
         </w:pict>
       </w:r>
     </w:p>
@@ -2044,6 +2044,820 @@
         <w:t>Cada página pode trazer tráfego orgânico.</w:t>
       </w:r>
     </w:p>
+    <w:p/>
+    <w:p/>
+    <w:p/>
+    <w:p/>
+    <w:p/>
+    <w:p/>
+    <w:p/>
+    <w:p/>
+    <w:p/>
+    <w:tbl>
+      <w:tblPr>
+        <w:tblW w:w="0" w:type="auto"/>
+        <w:tblCellSpacing w:w="15" w:type="dxa"/>
+        <w:tblCellMar>
+          <w:top w:w="15" w:type="dxa"/>
+          <w:left w:w="15" w:type="dxa"/>
+          <w:bottom w:w="15" w:type="dxa"/>
+          <w:right w:w="15" w:type="dxa"/>
+        </w:tblCellMar>
+        <w:tblLook w:val="04A0" w:firstRow="1" w:lastRow="0" w:firstColumn="1" w:lastColumn="0" w:noHBand="0" w:noVBand="1"/>
+      </w:tblPr>
+      <w:tblGrid>
+        <w:gridCol w:w="670"/>
+        <w:gridCol w:w="4034"/>
+        <w:gridCol w:w="1708"/>
+        <w:gridCol w:w="2092"/>
+      </w:tblGrid>
+      <w:tr>
+        <w:trPr>
+          <w:tblHeader/>
+          <w:tblCellSpacing w:w="15" w:type="dxa"/>
+        </w:trPr>
+        <w:tc>
+          <w:tcPr>
+            <w:tcW w:w="0" w:type="auto"/>
+            <w:vAlign w:val="center"/>
+            <w:hideMark/>
+          </w:tcPr>
+          <w:p>
+            <w:pPr>
+              <w:rPr>
+                <w:b/>
+                <w:bCs/>
+              </w:rPr>
+            </w:pPr>
+            <w:r>
+              <w:rPr>
+                <w:b/>
+                <w:bCs/>
+              </w:rPr>
+              <w:t>#</w:t>
+            </w:r>
+          </w:p>
+        </w:tc>
+        <w:tc>
+          <w:tcPr>
+            <w:tcW w:w="0" w:type="auto"/>
+            <w:vAlign w:val="center"/>
+            <w:hideMark/>
+          </w:tcPr>
+          <w:p>
+            <w:pPr>
+              <w:rPr>
+                <w:b/>
+                <w:bCs/>
+              </w:rPr>
+            </w:pPr>
+            <w:r>
+              <w:rPr>
+                <w:b/>
+                <w:bCs/>
+              </w:rPr>
+              <w:t>Ferramenta</w:t>
+            </w:r>
+          </w:p>
+        </w:tc>
+        <w:tc>
+          <w:tcPr>
+            <w:tcW w:w="0" w:type="auto"/>
+            <w:vAlign w:val="center"/>
+            <w:hideMark/>
+          </w:tcPr>
+          <w:p>
+            <w:pPr>
+              <w:rPr>
+                <w:b/>
+                <w:bCs/>
+              </w:rPr>
+            </w:pPr>
+            <w:r>
+              <w:rPr>
+                <w:b/>
+                <w:bCs/>
+              </w:rPr>
+              <w:t>Uso</w:t>
+            </w:r>
+          </w:p>
+        </w:tc>
+        <w:tc>
+          <w:tcPr>
+            <w:tcW w:w="0" w:type="auto"/>
+            <w:vAlign w:val="center"/>
+            <w:hideMark/>
+          </w:tcPr>
+          <w:p>
+            <w:pPr>
+              <w:rPr>
+                <w:b/>
+                <w:bCs/>
+              </w:rPr>
+            </w:pPr>
+            <w:r>
+              <w:rPr>
+                <w:b/>
+                <w:bCs/>
+              </w:rPr>
+              <w:t>Potencial Premium</w:t>
+            </w:r>
+          </w:p>
+        </w:tc>
+      </w:tr>
+      <w:tr>
+        <w:trPr>
+          <w:tblCellSpacing w:w="15" w:type="dxa"/>
+        </w:trPr>
+        <w:tc>
+          <w:tcPr>
+            <w:tcW w:w="0" w:type="auto"/>
+            <w:vAlign w:val="center"/>
+            <w:hideMark/>
+          </w:tcPr>
+          <w:p>
+            <w:r>
+              <w:rPr>
+                <w:rFonts w:ascii="Segoe UI Emoji" w:hAnsi="Segoe UI Emoji" w:cs="Segoe UI Emoji"/>
+              </w:rPr>
+              <w:t>⭐</w:t>
+            </w:r>
+            <w:r>
+              <w:t xml:space="preserve"> 1</w:t>
+            </w:r>
+          </w:p>
+        </w:tc>
+        <w:tc>
+          <w:tcPr>
+            <w:tcW w:w="0" w:type="auto"/>
+            <w:vAlign w:val="center"/>
+            <w:hideMark/>
+          </w:tcPr>
+          <w:p>
+            <w:r>
+              <w:rPr>
+                <w:b/>
+                <w:bCs/>
+              </w:rPr>
+              <w:t>Calculadora de Impostos</w:t>
+            </w:r>
+          </w:p>
+        </w:tc>
+        <w:tc>
+          <w:tcPr>
+            <w:tcW w:w="0" w:type="auto"/>
+            <w:vAlign w:val="center"/>
+            <w:hideMark/>
+          </w:tcPr>
+          <w:p>
+            <w:r>
+              <w:rPr>
+                <w:rFonts w:ascii="Segoe UI Emoji" w:hAnsi="Segoe UI Emoji" w:cs="Segoe UI Emoji"/>
+              </w:rPr>
+              <w:t>⭐⭐⭐⭐⭐</w:t>
+            </w:r>
+          </w:p>
+        </w:tc>
+        <w:tc>
+          <w:tcPr>
+            <w:tcW w:w="0" w:type="auto"/>
+            <w:vAlign w:val="center"/>
+            <w:hideMark/>
+          </w:tcPr>
+          <w:p>
+            <w:r>
+              <w:rPr>
+                <w:rFonts w:ascii="Segoe UI Emoji" w:hAnsi="Segoe UI Emoji" w:cs="Segoe UI Emoji"/>
+              </w:rPr>
+              <w:t>⭐⭐⭐⭐⭐</w:t>
+            </w:r>
+          </w:p>
+        </w:tc>
+      </w:tr>
+      <w:tr>
+        <w:trPr>
+          <w:tblCellSpacing w:w="15" w:type="dxa"/>
+        </w:trPr>
+        <w:tc>
+          <w:tcPr>
+            <w:tcW w:w="0" w:type="auto"/>
+            <w:vAlign w:val="center"/>
+            <w:hideMark/>
+          </w:tcPr>
+          <w:p>
+            <w:r>
+              <w:rPr>
+                <w:rFonts w:ascii="Segoe UI Emoji" w:hAnsi="Segoe UI Emoji" w:cs="Segoe UI Emoji"/>
+              </w:rPr>
+              <w:lastRenderedPageBreak/>
+              <w:t>⭐</w:t>
+            </w:r>
+            <w:r>
+              <w:t xml:space="preserve"> 2</w:t>
+            </w:r>
+          </w:p>
+        </w:tc>
+        <w:tc>
+          <w:tcPr>
+            <w:tcW w:w="0" w:type="auto"/>
+            <w:vAlign w:val="center"/>
+            <w:hideMark/>
+          </w:tcPr>
+          <w:p>
+            <w:r>
+              <w:rPr>
+                <w:b/>
+                <w:bCs/>
+              </w:rPr>
+              <w:t>Gerador de Contratos</w:t>
+            </w:r>
+          </w:p>
+        </w:tc>
+        <w:tc>
+          <w:tcPr>
+            <w:tcW w:w="0" w:type="auto"/>
+            <w:vAlign w:val="center"/>
+            <w:hideMark/>
+          </w:tcPr>
+          <w:p>
+            <w:r>
+              <w:rPr>
+                <w:rFonts w:ascii="Segoe UI Emoji" w:hAnsi="Segoe UI Emoji" w:cs="Segoe UI Emoji"/>
+              </w:rPr>
+              <w:t>⭐⭐⭐⭐⭐</w:t>
+            </w:r>
+          </w:p>
+        </w:tc>
+        <w:tc>
+          <w:tcPr>
+            <w:tcW w:w="0" w:type="auto"/>
+            <w:vAlign w:val="center"/>
+            <w:hideMark/>
+          </w:tcPr>
+          <w:p>
+            <w:r>
+              <w:rPr>
+                <w:rFonts w:ascii="Segoe UI Emoji" w:hAnsi="Segoe UI Emoji" w:cs="Segoe UI Emoji"/>
+              </w:rPr>
+              <w:t>⭐⭐⭐⭐⭐</w:t>
+            </w:r>
+          </w:p>
+        </w:tc>
+      </w:tr>
+      <w:tr>
+        <w:trPr>
+          <w:tblCellSpacing w:w="15" w:type="dxa"/>
+        </w:trPr>
+        <w:tc>
+          <w:tcPr>
+            <w:tcW w:w="0" w:type="auto"/>
+            <w:vAlign w:val="center"/>
+            <w:hideMark/>
+          </w:tcPr>
+          <w:p>
+            <w:r>
+              <w:rPr>
+                <w:rFonts w:ascii="Segoe UI Emoji" w:hAnsi="Segoe UI Emoji" w:cs="Segoe UI Emoji"/>
+              </w:rPr>
+              <w:t>⭐</w:t>
+            </w:r>
+            <w:r>
+              <w:t xml:space="preserve"> 3</w:t>
+            </w:r>
+          </w:p>
+        </w:tc>
+        <w:tc>
+          <w:tcPr>
+            <w:tcW w:w="0" w:type="auto"/>
+            <w:vAlign w:val="center"/>
+            <w:hideMark/>
+          </w:tcPr>
+          <w:p>
+            <w:r>
+              <w:rPr>
+                <w:b/>
+                <w:bCs/>
+              </w:rPr>
+              <w:t>Calculadora de Rescisão</w:t>
+            </w:r>
+          </w:p>
+        </w:tc>
+        <w:tc>
+          <w:tcPr>
+            <w:tcW w:w="0" w:type="auto"/>
+            <w:vAlign w:val="center"/>
+            <w:hideMark/>
+          </w:tcPr>
+          <w:p>
+            <w:r>
+              <w:rPr>
+                <w:rFonts w:ascii="Segoe UI Emoji" w:hAnsi="Segoe UI Emoji" w:cs="Segoe UI Emoji"/>
+              </w:rPr>
+              <w:t>⭐⭐⭐⭐⭐</w:t>
+            </w:r>
+          </w:p>
+        </w:tc>
+        <w:tc>
+          <w:tcPr>
+            <w:tcW w:w="0" w:type="auto"/>
+            <w:vAlign w:val="center"/>
+            <w:hideMark/>
+          </w:tcPr>
+          <w:p>
+            <w:r>
+              <w:rPr>
+                <w:rFonts w:ascii="Segoe UI Emoji" w:hAnsi="Segoe UI Emoji" w:cs="Segoe UI Emoji"/>
+              </w:rPr>
+              <w:t>⭐⭐⭐⭐</w:t>
+            </w:r>
+          </w:p>
+        </w:tc>
+      </w:tr>
+      <w:tr>
+        <w:trPr>
+          <w:tblCellSpacing w:w="15" w:type="dxa"/>
+        </w:trPr>
+        <w:tc>
+          <w:tcPr>
+            <w:tcW w:w="0" w:type="auto"/>
+            <w:vAlign w:val="center"/>
+            <w:hideMark/>
+          </w:tcPr>
+          <w:p>
+            <w:r>
+              <w:rPr>
+                <w:rFonts w:ascii="Segoe UI Emoji" w:hAnsi="Segoe UI Emoji" w:cs="Segoe UI Emoji"/>
+              </w:rPr>
+              <w:t>⭐</w:t>
+            </w:r>
+            <w:r>
+              <w:t xml:space="preserve"> 4</w:t>
+            </w:r>
+          </w:p>
+        </w:tc>
+        <w:tc>
+          <w:tcPr>
+            <w:tcW w:w="0" w:type="auto"/>
+            <w:vAlign w:val="center"/>
+            <w:hideMark/>
+          </w:tcPr>
+          <w:p>
+            <w:r>
+              <w:rPr>
+                <w:b/>
+                <w:bCs/>
+              </w:rPr>
+              <w:t>Validador e Consulta de CNPJ</w:t>
+            </w:r>
+          </w:p>
+        </w:tc>
+        <w:tc>
+          <w:tcPr>
+            <w:tcW w:w="0" w:type="auto"/>
+            <w:vAlign w:val="center"/>
+            <w:hideMark/>
+          </w:tcPr>
+          <w:p>
+            <w:r>
+              <w:rPr>
+                <w:rFonts w:ascii="Segoe UI Emoji" w:hAnsi="Segoe UI Emoji" w:cs="Segoe UI Emoji"/>
+              </w:rPr>
+              <w:t>⭐⭐⭐⭐⭐</w:t>
+            </w:r>
+          </w:p>
+        </w:tc>
+        <w:tc>
+          <w:tcPr>
+            <w:tcW w:w="0" w:type="auto"/>
+            <w:vAlign w:val="center"/>
+            <w:hideMark/>
+          </w:tcPr>
+          <w:p>
+            <w:r>
+              <w:rPr>
+                <w:rFonts w:ascii="Segoe UI Emoji" w:hAnsi="Segoe UI Emoji" w:cs="Segoe UI Emoji"/>
+              </w:rPr>
+              <w:t>⭐⭐⭐⭐</w:t>
+            </w:r>
+          </w:p>
+        </w:tc>
+      </w:tr>
+      <w:tr>
+        <w:trPr>
+          <w:tblCellSpacing w:w="15" w:type="dxa"/>
+        </w:trPr>
+        <w:tc>
+          <w:tcPr>
+            <w:tcW w:w="0" w:type="auto"/>
+            <w:vAlign w:val="center"/>
+            <w:hideMark/>
+          </w:tcPr>
+          <w:p>
+            <w:r>
+              <w:rPr>
+                <w:rFonts w:ascii="Segoe UI Emoji" w:hAnsi="Segoe UI Emoji" w:cs="Segoe UI Emoji"/>
+              </w:rPr>
+              <w:t>⭐</w:t>
+            </w:r>
+            <w:r>
+              <w:t xml:space="preserve"> 5</w:t>
+            </w:r>
+          </w:p>
+        </w:tc>
+        <w:tc>
+          <w:tcPr>
+            <w:tcW w:w="0" w:type="auto"/>
+            <w:vAlign w:val="center"/>
+            <w:hideMark/>
+          </w:tcPr>
+          <w:p>
+            <w:r>
+              <w:rPr>
+                <w:b/>
+                <w:bCs/>
+              </w:rPr>
+              <w:t>Gerador de Procuração</w:t>
+            </w:r>
+          </w:p>
+        </w:tc>
+        <w:tc>
+          <w:tcPr>
+            <w:tcW w:w="0" w:type="auto"/>
+            <w:vAlign w:val="center"/>
+            <w:hideMark/>
+          </w:tcPr>
+          <w:p>
+            <w:r>
+              <w:rPr>
+                <w:rFonts w:ascii="Segoe UI Emoji" w:hAnsi="Segoe UI Emoji" w:cs="Segoe UI Emoji"/>
+              </w:rPr>
+              <w:t>⭐⭐⭐⭐</w:t>
+            </w:r>
+          </w:p>
+        </w:tc>
+        <w:tc>
+          <w:tcPr>
+            <w:tcW w:w="0" w:type="auto"/>
+            <w:vAlign w:val="center"/>
+            <w:hideMark/>
+          </w:tcPr>
+          <w:p>
+            <w:r>
+              <w:rPr>
+                <w:rFonts w:ascii="Segoe UI Emoji" w:hAnsi="Segoe UI Emoji" w:cs="Segoe UI Emoji"/>
+              </w:rPr>
+              <w:t>⭐⭐⭐⭐</w:t>
+            </w:r>
+          </w:p>
+        </w:tc>
+      </w:tr>
+      <w:tr>
+        <w:trPr>
+          <w:tblCellSpacing w:w="15" w:type="dxa"/>
+        </w:trPr>
+        <w:tc>
+          <w:tcPr>
+            <w:tcW w:w="0" w:type="auto"/>
+            <w:vAlign w:val="center"/>
+            <w:hideMark/>
+          </w:tcPr>
+          <w:p>
+            <w:r>
+              <w:rPr>
+                <w:rFonts w:ascii="Segoe UI Emoji" w:hAnsi="Segoe UI Emoji" w:cs="Segoe UI Emoji"/>
+              </w:rPr>
+              <w:t>⭐</w:t>
+            </w:r>
+            <w:r>
+              <w:t xml:space="preserve"> 6</w:t>
+            </w:r>
+          </w:p>
+        </w:tc>
+        <w:tc>
+          <w:tcPr>
+            <w:tcW w:w="0" w:type="auto"/>
+            <w:vAlign w:val="center"/>
+            <w:hideMark/>
+          </w:tcPr>
+          <w:p>
+            <w:r>
+              <w:rPr>
+                <w:b/>
+                <w:bCs/>
+              </w:rPr>
+              <w:t>Organizador de Documentos</w:t>
+            </w:r>
+          </w:p>
+        </w:tc>
+        <w:tc>
+          <w:tcPr>
+            <w:tcW w:w="0" w:type="auto"/>
+            <w:vAlign w:val="center"/>
+            <w:hideMark/>
+          </w:tcPr>
+          <w:p>
+            <w:r>
+              <w:rPr>
+                <w:rFonts w:ascii="Segoe UI Emoji" w:hAnsi="Segoe UI Emoji" w:cs="Segoe UI Emoji"/>
+              </w:rPr>
+              <w:t>⭐⭐⭐⭐</w:t>
+            </w:r>
+          </w:p>
+        </w:tc>
+        <w:tc>
+          <w:tcPr>
+            <w:tcW w:w="0" w:type="auto"/>
+            <w:vAlign w:val="center"/>
+            <w:hideMark/>
+          </w:tcPr>
+          <w:p>
+            <w:r>
+              <w:rPr>
+                <w:rFonts w:ascii="Segoe UI Emoji" w:hAnsi="Segoe UI Emoji" w:cs="Segoe UI Emoji"/>
+              </w:rPr>
+              <w:t>⭐⭐⭐⭐⭐</w:t>
+            </w:r>
+          </w:p>
+        </w:tc>
+      </w:tr>
+      <w:tr>
+        <w:trPr>
+          <w:tblCellSpacing w:w="15" w:type="dxa"/>
+        </w:trPr>
+        <w:tc>
+          <w:tcPr>
+            <w:tcW w:w="0" w:type="auto"/>
+            <w:vAlign w:val="center"/>
+            <w:hideMark/>
+          </w:tcPr>
+          <w:p>
+            <w:r>
+              <w:rPr>
+                <w:rFonts w:ascii="Segoe UI Emoji" w:hAnsi="Segoe UI Emoji" w:cs="Segoe UI Emoji"/>
+              </w:rPr>
+              <w:t>⭐</w:t>
+            </w:r>
+            <w:r>
+              <w:t xml:space="preserve"> 7</w:t>
+            </w:r>
+          </w:p>
+        </w:tc>
+        <w:tc>
+          <w:tcPr>
+            <w:tcW w:w="0" w:type="auto"/>
+            <w:vAlign w:val="center"/>
+            <w:hideMark/>
+          </w:tcPr>
+          <w:p>
+            <w:r>
+              <w:rPr>
+                <w:b/>
+                <w:bCs/>
+              </w:rPr>
+              <w:t>Conversor de Arquivos (PDF, Excel, XML)</w:t>
+            </w:r>
+          </w:p>
+        </w:tc>
+        <w:tc>
+          <w:tcPr>
+            <w:tcW w:w="0" w:type="auto"/>
+            <w:vAlign w:val="center"/>
+            <w:hideMark/>
+          </w:tcPr>
+          <w:p>
+            <w:r>
+              <w:rPr>
+                <w:rFonts w:ascii="Segoe UI Emoji" w:hAnsi="Segoe UI Emoji" w:cs="Segoe UI Emoji"/>
+              </w:rPr>
+              <w:t>⭐⭐⭐⭐⭐</w:t>
+            </w:r>
+          </w:p>
+        </w:tc>
+        <w:tc>
+          <w:tcPr>
+            <w:tcW w:w="0" w:type="auto"/>
+            <w:vAlign w:val="center"/>
+            <w:hideMark/>
+          </w:tcPr>
+          <w:p>
+            <w:r>
+              <w:rPr>
+                <w:rFonts w:ascii="Segoe UI Emoji" w:hAnsi="Segoe UI Emoji" w:cs="Segoe UI Emoji"/>
+              </w:rPr>
+              <w:t>⭐⭐⭐⭐</w:t>
+            </w:r>
+          </w:p>
+        </w:tc>
+      </w:tr>
+      <w:tr>
+        <w:trPr>
+          <w:tblCellSpacing w:w="15" w:type="dxa"/>
+        </w:trPr>
+        <w:tc>
+          <w:tcPr>
+            <w:tcW w:w="0" w:type="auto"/>
+            <w:vAlign w:val="center"/>
+            <w:hideMark/>
+          </w:tcPr>
+          <w:p>
+            <w:r>
+              <w:rPr>
+                <w:rFonts w:ascii="Segoe UI Emoji" w:hAnsi="Segoe UI Emoji" w:cs="Segoe UI Emoji"/>
+              </w:rPr>
+              <w:t>⭐</w:t>
+            </w:r>
+            <w:r>
+              <w:t xml:space="preserve"> 8</w:t>
+            </w:r>
+          </w:p>
+        </w:tc>
+        <w:tc>
+          <w:tcPr>
+            <w:tcW w:w="0" w:type="auto"/>
+            <w:vAlign w:val="center"/>
+            <w:hideMark/>
+          </w:tcPr>
+          <w:p>
+            <w:r>
+              <w:rPr>
+                <w:b/>
+                <w:bCs/>
+              </w:rPr>
+              <w:t>Gerador de Relatórios Contábeis</w:t>
+            </w:r>
+          </w:p>
+        </w:tc>
+        <w:tc>
+          <w:tcPr>
+            <w:tcW w:w="0" w:type="auto"/>
+            <w:vAlign w:val="center"/>
+            <w:hideMark/>
+          </w:tcPr>
+          <w:p>
+            <w:r>
+              <w:rPr>
+                <w:rFonts w:ascii="Segoe UI Emoji" w:hAnsi="Segoe UI Emoji" w:cs="Segoe UI Emoji"/>
+              </w:rPr>
+              <w:t>⭐⭐⭐⭐</w:t>
+            </w:r>
+          </w:p>
+        </w:tc>
+        <w:tc>
+          <w:tcPr>
+            <w:tcW w:w="0" w:type="auto"/>
+            <w:vAlign w:val="center"/>
+            <w:hideMark/>
+          </w:tcPr>
+          <w:p>
+            <w:r>
+              <w:rPr>
+                <w:rFonts w:ascii="Segoe UI Emoji" w:hAnsi="Segoe UI Emoji" w:cs="Segoe UI Emoji"/>
+              </w:rPr>
+              <w:t>⭐⭐⭐⭐⭐</w:t>
+            </w:r>
+          </w:p>
+        </w:tc>
+      </w:tr>
+      <w:tr>
+        <w:trPr>
+          <w:tblCellSpacing w:w="15" w:type="dxa"/>
+        </w:trPr>
+        <w:tc>
+          <w:tcPr>
+            <w:tcW w:w="0" w:type="auto"/>
+            <w:vAlign w:val="center"/>
+            <w:hideMark/>
+          </w:tcPr>
+          <w:p>
+            <w:r>
+              <w:rPr>
+                <w:rFonts w:ascii="Segoe UI Emoji" w:hAnsi="Segoe UI Emoji" w:cs="Segoe UI Emoji"/>
+              </w:rPr>
+              <w:t>⭐</w:t>
+            </w:r>
+            <w:r>
+              <w:t xml:space="preserve"> 9</w:t>
+            </w:r>
+          </w:p>
+        </w:tc>
+        <w:tc>
+          <w:tcPr>
+            <w:tcW w:w="0" w:type="auto"/>
+            <w:vAlign w:val="center"/>
+            <w:hideMark/>
+          </w:tcPr>
+          <w:p>
+            <w:r>
+              <w:rPr>
+                <w:b/>
+                <w:bCs/>
+              </w:rPr>
+              <w:t>Calculadora do Simples Nacional</w:t>
+            </w:r>
+          </w:p>
+        </w:tc>
+        <w:tc>
+          <w:tcPr>
+            <w:tcW w:w="0" w:type="auto"/>
+            <w:vAlign w:val="center"/>
+            <w:hideMark/>
+          </w:tcPr>
+          <w:p>
+            <w:r>
+              <w:rPr>
+                <w:rFonts w:ascii="Segoe UI Emoji" w:hAnsi="Segoe UI Emoji" w:cs="Segoe UI Emoji"/>
+              </w:rPr>
+              <w:t>⭐⭐⭐⭐⭐</w:t>
+            </w:r>
+          </w:p>
+        </w:tc>
+        <w:tc>
+          <w:tcPr>
+            <w:tcW w:w="0" w:type="auto"/>
+            <w:vAlign w:val="center"/>
+            <w:hideMark/>
+          </w:tcPr>
+          <w:p>
+            <w:r>
+              <w:rPr>
+                <w:rFonts w:ascii="Segoe UI Emoji" w:hAnsi="Segoe UI Emoji" w:cs="Segoe UI Emoji"/>
+              </w:rPr>
+              <w:t>⭐⭐⭐⭐⭐</w:t>
+            </w:r>
+          </w:p>
+        </w:tc>
+      </w:tr>
+      <w:tr>
+        <w:trPr>
+          <w:tblCellSpacing w:w="15" w:type="dxa"/>
+        </w:trPr>
+        <w:tc>
+          <w:tcPr>
+            <w:tcW w:w="0" w:type="auto"/>
+            <w:vAlign w:val="center"/>
+            <w:hideMark/>
+          </w:tcPr>
+          <w:p>
+            <w:r>
+              <w:rPr>
+                <w:rFonts w:ascii="Segoe UI Emoji" w:hAnsi="Segoe UI Emoji" w:cs="Segoe UI Emoji"/>
+              </w:rPr>
+              <w:t>⭐</w:t>
+            </w:r>
+            <w:r>
+              <w:t xml:space="preserve"> 10</w:t>
+            </w:r>
+          </w:p>
+        </w:tc>
+        <w:tc>
+          <w:tcPr>
+            <w:tcW w:w="0" w:type="auto"/>
+            <w:vAlign w:val="center"/>
+            <w:hideMark/>
+          </w:tcPr>
+          <w:p>
+            <w:r>
+              <w:rPr>
+                <w:b/>
+                <w:bCs/>
+              </w:rPr>
+              <w:t>Validador de XML de NF-e/NFS-e</w:t>
+            </w:r>
+          </w:p>
+        </w:tc>
+        <w:tc>
+          <w:tcPr>
+            <w:tcW w:w="0" w:type="auto"/>
+            <w:vAlign w:val="center"/>
+            <w:hideMark/>
+          </w:tcPr>
+          <w:p>
+            <w:r>
+              <w:rPr>
+                <w:rFonts w:ascii="Segoe UI Emoji" w:hAnsi="Segoe UI Emoji" w:cs="Segoe UI Emoji"/>
+              </w:rPr>
+              <w:t>⭐⭐⭐⭐</w:t>
+            </w:r>
+          </w:p>
+        </w:tc>
+        <w:tc>
+          <w:tcPr>
+            <w:tcW w:w="0" w:type="auto"/>
+            <w:vAlign w:val="center"/>
+            <w:hideMark/>
+          </w:tcPr>
+          <w:p>
+            <w:r>
+              <w:rPr>
+                <w:rFonts w:ascii="Segoe UI Emoji" w:hAnsi="Segoe UI Emoji" w:cs="Segoe UI Emoji"/>
+              </w:rPr>
+              <w:t>⭐⭐⭐⭐⭐</w:t>
+            </w:r>
+          </w:p>
+        </w:tc>
+      </w:tr>
+    </w:tbl>
+    <w:p/>
     <w:sectPr>
       <w:pgSz w:w="11906" w:h="16838"/>
       <w:pgMar w:top="1417" w:right="1701" w:bottom="1417" w:left="1701" w:header="708" w:footer="708" w:gutter="0"/>
